--- a/docs/paper/soict_paper_complete_with_sp500.docx
+++ b/docs/paper/soict_paper_complete_with_sp500.docx
@@ -5609,13 +5609,13 @@
         </w:pict>
       </w:r>
     </w:p>
-    <w:bookmarkStart w:id="22" w:name="x-cross-market-check-sp-500-exploratory"/>
+    <w:bookmarkStart w:id="22" w:name="cross-market-check-sp-500-exploratory"/>
     <w:p>
       <w:pPr>
         <w:pStyle w:val="Heading3"/>
       </w:pPr>
       <w:r>
-        <w:t xml:space="preserve">6.x Cross-market check (S&amp;P 500, exploratory)</w:t>
+        <w:t xml:space="preserve">Cross-market check (S&amp;P 500, exploratory)</w:t>
       </w:r>
     </w:p>
     <w:p>

--- a/docs/paper/soict_paper_complete_with_sp500.docx
+++ b/docs/paper/soict_paper_complete_with_sp500.docx
@@ -2,7 +2,7 @@
 <file path=word/document.xml><?xml version="1.0" encoding="utf-8"?>
 <w:document xmlns:w="http://schemas.openxmlformats.org/wordprocessingml/2006/main" xmlns:m="http://schemas.openxmlformats.org/officeDocument/2006/math" xmlns:r="http://schemas.openxmlformats.org/officeDocument/2006/relationships" xmlns:o="urn:schemas-microsoft-com:office:office" xmlns:v="urn:schemas-microsoft-com:vml" xmlns:w10="urn:schemas-microsoft-com:office:word" xmlns:a="http://schemas.openxmlformats.org/drawingml/2006/main" xmlns:pic="http://schemas.openxmlformats.org/drawingml/2006/picture" xmlns:wp="http://schemas.openxmlformats.org/drawingml/2006/wordprocessingDrawing">
   <w:body>
-    <w:bookmarkStart w:id="27" w:name="Xba1d549e648012001271c6119321cf99675df6b"/>
+    <w:bookmarkStart w:id="28" w:name="Xba1d549e648012001271c6119321cf99675df6b"/>
     <w:p>
       <w:pPr>
         <w:pStyle w:val="Heading1"/>
@@ -1419,7 +1419,7 @@
       </w:r>
     </w:p>
     <w:bookmarkEnd w:id="21"/>
-    <w:bookmarkStart w:id="23" w:name="results"/>
+    <w:bookmarkStart w:id="24" w:name="results"/>
     <w:p>
       <w:pPr>
         <w:pStyle w:val="Heading2"/>
@@ -6810,14 +6810,13 @@
       </w:r>
     </w:p>
     <w:bookmarkEnd w:id="22"/>
-    <w:bookmarkEnd w:id="23"/>
-    <w:bookmarkStart w:id="24" w:name="discussion"/>
+    <w:bookmarkStart w:id="23" w:name="X8f5eb77d63af8174c4dd2cc2808fc6c07cea8db"/>
     <w:p>
       <w:pPr>
-        <w:pStyle w:val="Heading2"/>
-      </w:pPr>
-      <w:r>
-        <w:t xml:space="preserve">7. Discussion</w:t>
+        <w:pStyle w:val="Heading3"/>
+      </w:pPr>
+      <w:r>
+        <w:t xml:space="preserve">Output parameterization and QLIKE stability (robustness)</w:t>
       </w:r>
     </w:p>
     <w:p>
@@ -6825,55 +6824,67 @@
         <w:pStyle w:val="FirstParagraph"/>
       </w:pPr>
       <w:r>
-        <w:t xml:space="preserve">On both panels HAR has the lowest QLIKE at every horizon, and no learned model has a significantly lower QLIKE</w:t>
-      </w:r>
-      <w:r>
-        <w:t xml:space="preserve"> </w:t>
-      </w:r>
-      <w:r>
-        <w:t xml:space="preserve">than HAR under the date-clustered DM test. At h1 and h5 the LSTM and LSTM+GAT have the lowest MAE on VN100</w:t>
-      </w:r>
-      <w:r>
-        <w:t xml:space="preserve"> </w:t>
-      </w:r>
-      <w:r>
-        <w:t xml:space="preserve">(LSTM versus HAR, p&lt;0.001), and the LSTM+GAT has a significantly lower QLIKE and, on VN30, lower squared error</w:t>
-      </w:r>
-      <w:r>
-        <w:t xml:space="preserve"> </w:t>
-      </w:r>
-      <w:r>
-        <w:t xml:space="preserve">than the same-feature no-graph LSTM; at VN100 h1 and VN30 h1 the LSTM+GAT has the lowest value on four or five</w:t>
-      </w:r>
-      <w:r>
-        <w:t xml:space="preserve"> </w:t>
-      </w:r>
-      <w:r>
-        <w:t xml:space="preserve">of the metrics. At h10 and h22 HAR has the lowest MSE, RMSE, QLIKE and R², and the LSTM+GAT-versus-LSTM QLIKE</w:t>
-      </w:r>
-      <w:r>
-        <w:t xml:space="preserve"> </w:t>
-      </w:r>
-      <w:r>
-        <w:t xml:space="preserve">difference is not significant. The graph’s effect on QLIKE relative to the no-graph LSTM is therefore present</w:t>
-      </w:r>
-      <w:r>
-        <w:t xml:space="preserve"> </w:t>
-      </w:r>
-      <w:r>
-        <w:t xml:space="preserve">at the short horizons and absent at the longer horizons; the deep models’ MAE reduction is present at the</w:t>
-      </w:r>
-      <w:r>
-        <w:t xml:space="preserve"> </w:t>
-      </w:r>
-      <w:r>
-        <w:t xml:space="preserve">short horizons on VN100 and reverses at the longer horizons, where their squared error and MAE are higher than</w:t>
-      </w:r>
-      <w:r>
-        <w:t xml:space="preserve"> </w:t>
-      </w:r>
-      <w:r>
-        <w:t xml:space="preserve">HAR’s.</w:t>
+        <w:t xml:space="preserve">The deep model’s QLIKE was sensitive to the random seed under the additive standardized-target design with a</w:t>
+      </w:r>
+      <w:r>
+        <w:t xml:space="preserve"> </w:t>
+      </w:r>
+      <w:r>
+        <w:t xml:space="preserve">post-hoc floor. Replacing that target with a node-scaled ratio (the model predicts y_t / mean_i and</w:t>
+      </w:r>
+      <w:r>
+        <w:t xml:space="preserve"> </w:t>
+      </w:r>
+      <w:r>
+        <w:t xml:space="preserve">reconstructs the forecast as the ratio times the training-period node mean) reduces the five-seed QLIKE</w:t>
+      </w:r>
+      <w:r>
+        <w:t xml:space="preserve"> </w:t>
+      </w:r>
+      <w:r>
+        <w:t xml:space="preserve">standard deviation from 0.043 to 0.005 (VN30) and from 0.039 to 0.004 (VN100), with the same linear output</w:t>
+      </w:r>
+      <w:r>
+        <w:t xml:space="preserve"> </w:t>
+      </w:r>
+      <w:r>
+        <w:t xml:space="preserve">and floor — identifying node scaling, rather than the positive output link, as the primary source of</w:t>
+      </w:r>
+      <w:r>
+        <w:t xml:space="preserve"> </w:t>
+      </w:r>
+      <w:r>
+        <w:t xml:space="preserve">stability. Positive links (exponential or softplus) provide smaller additional improvements and remove the</w:t>
+      </w:r>
+      <w:r>
+        <w:t xml:space="preserve"> </w:t>
+      </w:r>
+      <w:r>
+        <w:t xml:space="preserve">post-hoc floor; no statistically significant QLIKE difference was detected between them at the 5% level after</w:t>
+      </w:r>
+      <w:r>
+        <w:t xml:space="preserve"> </w:t>
+      </w:r>
+      <w:r>
+        <w:t xml:space="preserve">bias-matched initialization. HAR retains a lower mean QLIKE, but its advantage over the ratio-parameterized</w:t>
+      </w:r>
+      <w:r>
+        <w:t xml:space="preserve"> </w:t>
+      </w:r>
+      <w:r>
+        <w:t xml:space="preserve">deep model is not statistically significant under the date-clustered DM test (VN30 p=0.29, VN100 p=0.60); a</w:t>
+      </w:r>
+      <w:r>
+        <w:t xml:space="preserve"> </w:t>
+      </w:r>
+      <w:r>
+        <w:t xml:space="preserve">failure to reject does not establish equivalence. This indicates the earlier instability was largely</w:t>
+      </w:r>
+      <w:r>
+        <w:t xml:space="preserve"> </w:t>
+      </w:r>
+      <w:r>
+        <w:t xml:space="preserve">attributable to the target parameterization rather than the forecasting architecture.</w:t>
       </w:r>
     </w:p>
     <w:p>
@@ -6881,27 +6892,220 @@
         <w:pStyle w:val="BodyText"/>
       </w:pPr>
       <w:r>
-        <w:t xml:space="preserve">The ranking is metric- and horizon-dependent, which is why all five metrics are reported with equal weight.</w:t>
-      </w:r>
-      <w:r>
-        <w:t xml:space="preserve"> </w:t>
-      </w:r>
-      <w:r>
-        <w:t xml:space="preserve">The date-clustered DM test matters for these conclusions: a naive per-observation test on this</w:t>
-      </w:r>
-      <w:r>
-        <w:t xml:space="preserve"> </w:t>
-      </w:r>
-      <w:r>
-        <w:t xml:space="preserve">cross-sectionally dependent panel inflates the statistic by a factor on the order of the square root of the</w:t>
-      </w:r>
-      <w:r>
-        <w:t xml:space="preserve"> </w:t>
-      </w:r>
-      <w:r>
-        <w:t xml:space="preserve">cross-section size, so a difference that is not significant per date can appear significant per observation.</w:t>
+        <w:rPr>
+          <w:b/>
+          <w:bCs/>
+        </w:rPr>
+        <w:t xml:space="preserve">Table. Output-parameterization robustness (LSTM, h5, 5 seeds): QLIKE mean ± std.</w:t>
+      </w:r>
+      <w:r>
+        <w:t xml:space="preserve"> </w:t>
+      </w:r>
+      <w:r>
+        <w:t xml:space="preserve">A: z-score + linear +</w:t>
+      </w:r>
+      <w:r>
+        <w:t xml:space="preserve"> </w:t>
+      </w:r>
+      <w:r>
+        <w:t xml:space="preserve">floor (original); B: ratio + linear + floor; C: ratio + exp (no floor); D: ratio + softplus (no floor). HAR</w:t>
+      </w:r>
+      <w:r>
+        <w:t xml:space="preserve"> </w:t>
+      </w:r>
+      <w:r>
+        <w:t xml:space="preserve">QLIKE is 0.5962 (VN30) and 0.5694 (VN100).</w:t>
       </w:r>
     </w:p>
+    <w:tbl>
+      <w:tblPr>
+        <w:tblStyle w:val="Table"/>
+        <w:tblW w:type="pct" w:w="5000"/>
+        <w:tblLayout w:type="fixed"/>
+        <w:tblLook w:firstRow="1" w:lastRow="0" w:firstColumn="0" w:lastColumn="0" w:noHBand="0" w:noVBand="0" w:val="0020"/>
+      </w:tblPr>
+      <w:tblGrid>
+        <w:gridCol w:w="1584"/>
+        <w:gridCol w:w="1584"/>
+        <w:gridCol w:w="1584"/>
+        <w:gridCol w:w="1584"/>
+        <w:gridCol w:w="1584"/>
+      </w:tblGrid>
+      <w:tr>
+        <w:trPr>
+          <w:tblHeader w:val="on"/>
+        </w:trPr>
+        <w:tc>
+          <w:tcPr/>
+          <w:p>
+            <w:pPr>
+              <w:pStyle w:val="Compact"/>
+            </w:pPr>
+            <w:r>
+              <w:t xml:space="preserve">Panel</w:t>
+            </w:r>
+          </w:p>
+        </w:tc>
+        <w:tc>
+          <w:tcPr/>
+          <w:p>
+            <w:pPr>
+              <w:pStyle w:val="Compact"/>
+            </w:pPr>
+            <w:r>
+              <w:t xml:space="preserve">A</w:t>
+            </w:r>
+          </w:p>
+        </w:tc>
+        <w:tc>
+          <w:tcPr/>
+          <w:p>
+            <w:pPr>
+              <w:pStyle w:val="Compact"/>
+            </w:pPr>
+            <w:r>
+              <w:t xml:space="preserve">B</w:t>
+            </w:r>
+          </w:p>
+        </w:tc>
+        <w:tc>
+          <w:tcPr/>
+          <w:p>
+            <w:pPr>
+              <w:pStyle w:val="Compact"/>
+            </w:pPr>
+            <w:r>
+              <w:t xml:space="preserve">C</w:t>
+            </w:r>
+          </w:p>
+        </w:tc>
+        <w:tc>
+          <w:tcPr/>
+          <w:p>
+            <w:pPr>
+              <w:pStyle w:val="Compact"/>
+            </w:pPr>
+            <w:r>
+              <w:t xml:space="preserve">D</w:t>
+            </w:r>
+          </w:p>
+        </w:tc>
+      </w:tr>
+      <w:tr>
+        <w:tc>
+          <w:tcPr/>
+          <w:p>
+            <w:pPr>
+              <w:pStyle w:val="Compact"/>
+            </w:pPr>
+            <w:r>
+              <w:t xml:space="preserve">VN30</w:t>
+            </w:r>
+          </w:p>
+        </w:tc>
+        <w:tc>
+          <w:tcPr/>
+          <w:p>
+            <w:pPr>
+              <w:pStyle w:val="Compact"/>
+            </w:pPr>
+            <w:r>
+              <w:t xml:space="preserve">0.660 ± 0.043</w:t>
+            </w:r>
+          </w:p>
+        </w:tc>
+        <w:tc>
+          <w:tcPr/>
+          <w:p>
+            <w:pPr>
+              <w:pStyle w:val="Compact"/>
+            </w:pPr>
+            <w:r>
+              <w:t xml:space="preserve">0.613 ± 0.005</w:t>
+            </w:r>
+          </w:p>
+        </w:tc>
+        <w:tc>
+          <w:tcPr/>
+          <w:p>
+            <w:pPr>
+              <w:pStyle w:val="Compact"/>
+            </w:pPr>
+            <w:r>
+              <w:t xml:space="preserve">0.610 ± 0.002</w:t>
+            </w:r>
+          </w:p>
+        </w:tc>
+        <w:tc>
+          <w:tcPr/>
+          <w:p>
+            <w:pPr>
+              <w:pStyle w:val="Compact"/>
+            </w:pPr>
+            <w:r>
+              <w:t xml:space="preserve">0.610 ± 0.003</w:t>
+            </w:r>
+          </w:p>
+        </w:tc>
+      </w:tr>
+      <w:tr>
+        <w:tc>
+          <w:tcPr/>
+          <w:p>
+            <w:pPr>
+              <w:pStyle w:val="Compact"/>
+            </w:pPr>
+            <w:r>
+              <w:t xml:space="preserve">VN100</w:t>
+            </w:r>
+          </w:p>
+        </w:tc>
+        <w:tc>
+          <w:tcPr/>
+          <w:p>
+            <w:pPr>
+              <w:pStyle w:val="Compact"/>
+            </w:pPr>
+            <w:r>
+              <w:t xml:space="preserve">0.602 ± 0.039</w:t>
+            </w:r>
+          </w:p>
+        </w:tc>
+        <w:tc>
+          <w:tcPr/>
+          <w:p>
+            <w:pPr>
+              <w:pStyle w:val="Compact"/>
+            </w:pPr>
+            <w:r>
+              <w:t xml:space="preserve">0.572 ± 0.004</w:t>
+            </w:r>
+          </w:p>
+        </w:tc>
+        <w:tc>
+          <w:tcPr/>
+          <w:p>
+            <w:pPr>
+              <w:pStyle w:val="Compact"/>
+            </w:pPr>
+            <w:r>
+              <w:t xml:space="preserve">0.573 ± 0.003</w:t>
+            </w:r>
+          </w:p>
+        </w:tc>
+        <w:tc>
+          <w:tcPr/>
+          <w:p>
+            <w:pPr>
+              <w:pStyle w:val="Compact"/>
+            </w:pPr>
+            <w:r>
+              <w:t xml:space="preserve">0.576 ± 0.007</w:t>
+            </w:r>
+          </w:p>
+        </w:tc>
+      </w:tr>
+    </w:tbl>
     <w:p>
       <w:r>
         <w:pict>
@@ -6909,14 +7113,15 @@
         </w:pict>
       </w:r>
     </w:p>
+    <w:bookmarkEnd w:id="23"/>
     <w:bookmarkEnd w:id="24"/>
-    <w:bookmarkStart w:id="25" w:name="conclusion"/>
+    <w:bookmarkStart w:id="25" w:name="discussion"/>
     <w:p>
       <w:pPr>
         <w:pStyle w:val="Heading2"/>
       </w:pPr>
       <w:r>
-        <w:t xml:space="preserve">8. Conclusion</w:t>
+        <w:t xml:space="preserve">7. Discussion</w:t>
       </w:r>
     </w:p>
     <w:p>
@@ -6924,49 +7129,81 @@
         <w:pStyle w:val="FirstParagraph"/>
       </w:pPr>
       <w:r>
-        <w:t xml:space="preserve">For daily Parkinson-variance forecasting on the Vietnamese market, evaluated with the same features, the same</w:t>
-      </w:r>
-      <w:r>
-        <w:t xml:space="preserve"> </w:t>
-      </w:r>
-      <w:r>
-        <w:t xml:space="preserve">masked panel and the same date-clustered Diebold–Mariano inference, HAR has the lowest QLIKE at</w:t>
-      </w:r>
-      <w:r>
-        <w:t xml:space="preserve"> </w:t>
-      </w:r>
-      <w:r>
-        <w:t xml:space="preserve">every horizon on both panels and no learned model has a significantly lower QLIKE than HAR. At the short</w:t>
-      </w:r>
-      <w:r>
-        <w:t xml:space="preserve"> </w:t>
-      </w:r>
-      <w:r>
-        <w:t xml:space="preserve">horizons (h1, h5) the LSTM and LSTM+GAT have the lowest MAE on VN100, and the directed volume→Parkinson</w:t>
-      </w:r>
-      <w:r>
-        <w:t xml:space="preserve"> </w:t>
-      </w:r>
-      <w:r>
-        <w:t xml:space="preserve">weighted graph gives the LSTM+GAT a significantly lower QLIKE than the same-feature no-graph LSTM in both</w:t>
-      </w:r>
-      <w:r>
-        <w:t xml:space="preserve"> </w:t>
-      </w:r>
-      <w:r>
-        <w:t xml:space="preserve">panels, equal to HAR’s QLIKE level at VN100 h5; at the extended horizons (h10, h22) HAR has the lowest MSE,</w:t>
-      </w:r>
-      <w:r>
-        <w:t xml:space="preserve"> </w:t>
-      </w:r>
-      <w:r>
-        <w:t xml:space="preserve">RMSE, QLIKE and R², and the graph’s QLIKE difference from the no-graph LSTM is not significant. The ranking is</w:t>
-      </w:r>
-      <w:r>
-        <w:t xml:space="preserve"> </w:t>
-      </w:r>
-      <w:r>
-        <w:t xml:space="preserve">metric- and horizon-dependent, so all five metrics are reported with equal weight.</w:t>
+        <w:t xml:space="preserve">On both panels HAR has the lowest QLIKE at every horizon, and no learned model has a significantly lower QLIKE</w:t>
+      </w:r>
+      <w:r>
+        <w:t xml:space="preserve"> </w:t>
+      </w:r>
+      <w:r>
+        <w:t xml:space="preserve">than HAR under the date-clustered DM test. At h1 and h5 the LSTM and LSTM+GAT have the lowest MAE on VN100</w:t>
+      </w:r>
+      <w:r>
+        <w:t xml:space="preserve"> </w:t>
+      </w:r>
+      <w:r>
+        <w:t xml:space="preserve">(LSTM versus HAR, p&lt;0.001), and the LSTM+GAT has a significantly lower QLIKE and, on VN30, lower squared error</w:t>
+      </w:r>
+      <w:r>
+        <w:t xml:space="preserve"> </w:t>
+      </w:r>
+      <w:r>
+        <w:t xml:space="preserve">than the same-feature no-graph LSTM; at VN100 h1 and VN30 h1 the LSTM+GAT has the lowest value on four or five</w:t>
+      </w:r>
+      <w:r>
+        <w:t xml:space="preserve"> </w:t>
+      </w:r>
+      <w:r>
+        <w:t xml:space="preserve">of the metrics. At h10 and h22 HAR has the lowest MSE, RMSE, QLIKE and R², and the LSTM+GAT-versus-LSTM QLIKE</w:t>
+      </w:r>
+      <w:r>
+        <w:t xml:space="preserve"> </w:t>
+      </w:r>
+      <w:r>
+        <w:t xml:space="preserve">difference is not significant. The graph’s effect on QLIKE relative to the no-graph LSTM is therefore present</w:t>
+      </w:r>
+      <w:r>
+        <w:t xml:space="preserve"> </w:t>
+      </w:r>
+      <w:r>
+        <w:t xml:space="preserve">at the short horizons and absent at the longer horizons; the deep models’ MAE reduction is present at the</w:t>
+      </w:r>
+      <w:r>
+        <w:t xml:space="preserve"> </w:t>
+      </w:r>
+      <w:r>
+        <w:t xml:space="preserve">short horizons on VN100 and reverses at the longer horizons, where their squared error and MAE are higher than</w:t>
+      </w:r>
+      <w:r>
+        <w:t xml:space="preserve"> </w:t>
+      </w:r>
+      <w:r>
+        <w:t xml:space="preserve">HAR’s.</w:t>
+      </w:r>
+    </w:p>
+    <w:p>
+      <w:pPr>
+        <w:pStyle w:val="BodyText"/>
+      </w:pPr>
+      <w:r>
+        <w:t xml:space="preserve">The ranking is metric- and horizon-dependent, which is why all five metrics are reported with equal weight.</w:t>
+      </w:r>
+      <w:r>
+        <w:t xml:space="preserve"> </w:t>
+      </w:r>
+      <w:r>
+        <w:t xml:space="preserve">The date-clustered DM test matters for these conclusions: a naive per-observation test on this</w:t>
+      </w:r>
+      <w:r>
+        <w:t xml:space="preserve"> </w:t>
+      </w:r>
+      <w:r>
+        <w:t xml:space="preserve">cross-sectionally dependent panel inflates the statistic by a factor on the order of the square root of the</w:t>
+      </w:r>
+      <w:r>
+        <w:t xml:space="preserve"> </w:t>
+      </w:r>
+      <w:r>
+        <w:t xml:space="preserve">cross-section size, so a difference that is not significant per date can appear significant per observation.</w:t>
       </w:r>
     </w:p>
     <w:p>
@@ -6977,7 +7214,74 @@
       </w:r>
     </w:p>
     <w:bookmarkEnd w:id="25"/>
-    <w:bookmarkStart w:id="26" w:name="references"/>
+    <w:bookmarkStart w:id="26" w:name="conclusion"/>
+    <w:p>
+      <w:pPr>
+        <w:pStyle w:val="Heading2"/>
+      </w:pPr>
+      <w:r>
+        <w:t xml:space="preserve">8. Conclusion</w:t>
+      </w:r>
+    </w:p>
+    <w:p>
+      <w:pPr>
+        <w:pStyle w:val="FirstParagraph"/>
+      </w:pPr>
+      <w:r>
+        <w:t xml:space="preserve">For daily Parkinson-variance forecasting on the Vietnamese market, evaluated with the same features, the same</w:t>
+      </w:r>
+      <w:r>
+        <w:t xml:space="preserve"> </w:t>
+      </w:r>
+      <w:r>
+        <w:t xml:space="preserve">masked panel and the same date-clustered Diebold–Mariano inference, HAR has the lowest QLIKE at</w:t>
+      </w:r>
+      <w:r>
+        <w:t xml:space="preserve"> </w:t>
+      </w:r>
+      <w:r>
+        <w:t xml:space="preserve">every horizon on both panels and no learned model has a significantly lower QLIKE than HAR. At the short</w:t>
+      </w:r>
+      <w:r>
+        <w:t xml:space="preserve"> </w:t>
+      </w:r>
+      <w:r>
+        <w:t xml:space="preserve">horizons (h1, h5) the LSTM and LSTM+GAT have the lowest MAE on VN100, and the directed volume→Parkinson</w:t>
+      </w:r>
+      <w:r>
+        <w:t xml:space="preserve"> </w:t>
+      </w:r>
+      <w:r>
+        <w:t xml:space="preserve">weighted graph gives the LSTM+GAT a significantly lower QLIKE than the same-feature no-graph LSTM in both</w:t>
+      </w:r>
+      <w:r>
+        <w:t xml:space="preserve"> </w:t>
+      </w:r>
+      <w:r>
+        <w:t xml:space="preserve">panels, equal to HAR’s QLIKE level at VN100 h5; at the extended horizons (h10, h22) HAR has the lowest MSE,</w:t>
+      </w:r>
+      <w:r>
+        <w:t xml:space="preserve"> </w:t>
+      </w:r>
+      <w:r>
+        <w:t xml:space="preserve">RMSE, QLIKE and R², and the graph’s QLIKE difference from the no-graph LSTM is not significant. The ranking is</w:t>
+      </w:r>
+      <w:r>
+        <w:t xml:space="preserve"> </w:t>
+      </w:r>
+      <w:r>
+        <w:t xml:space="preserve">metric- and horizon-dependent, so all five metrics are reported with equal weight.</w:t>
+      </w:r>
+    </w:p>
+    <w:p>
+      <w:r>
+        <w:pict>
+          <v:rect style="width:0;height:1.5pt" o:hralign="center" o:hrstd="t" o:hr="t"/>
+        </w:pict>
+      </w:r>
+    </w:p>
+    <w:bookmarkEnd w:id="26"/>
+    <w:bookmarkStart w:id="27" w:name="references"/>
     <w:p>
       <w:pPr>
         <w:pStyle w:val="Heading2"/>
@@ -7428,8 +7732,8 @@
         <w:t xml:space="preserve">.</w:t>
       </w:r>
     </w:p>
-    <w:bookmarkEnd w:id="26"/>
     <w:bookmarkEnd w:id="27"/>
+    <w:bookmarkEnd w:id="28"/>
     <w:sectPr>
       <w:footnotePr>
         <w:numRestart w:val="eachSect"/>

--- a/docs/paper/soict_paper_complete_with_sp500.docx
+++ b/docs/paper/soict_paper_complete_with_sp500.docx
@@ -687,7 +687,7 @@
         <w:t xml:space="preserve"> </w:t>
       </w:r>
       <w:r>
-        <w:t xml:space="preserve">cross-sectional average Parkinson variance) and a 20-day volume z-score.</w:t>
+        <w:t xml:space="preserve">cross-sectional median of the square-root Parkinson variance) and a 20-day volume z-score.</w:t>
       </w:r>
     </w:p>
     <w:bookmarkEnd w:id="12"/>

--- a/docs/paper/soict_paper_complete_with_sp500.docx
+++ b/docs/paper/soict_paper_complete_with_sp500.docx
@@ -94,7 +94,7 @@
         <w:t xml:space="preserve"> </w:t>
       </w:r>
       <w:r>
-        <w:t xml:space="preserve">daily Parkinson-variance forecasts relative to a linear Heterogeneous Autoregressive (HAR) baseline on the</w:t>
+        <w:t xml:space="preserve">daily Parkinson-variance forecasts relative to a linear Heterogeneous Autoregressive model, extended to five features (HAR-X), on the</w:t>
       </w:r>
       <w:r>
         <w:t xml:space="preserve"> </w:t>
@@ -106,7 +106,7 @@
         <w:t xml:space="preserve"> </w:t>
       </w:r>
       <w:r>
-        <w:t xml:space="preserve">models share the same five node features: a linear HAR, a</w:t>
+        <w:t xml:space="preserve">models share the same five node features: a linear HAR-X, a</w:t>
       </w:r>
       <w:r>
         <w:t xml:space="preserve"> </w:t>
@@ -130,19 +130,19 @@
         <w:t xml:space="preserve"> </w:t>
       </w:r>
       <w:r>
-        <w:t xml:space="preserve">The primary target is short-term (horizons h ∈ {1, 5}); h ∈ {10, 22} are an extended study. HAR has the</w:t>
-      </w:r>
-      <w:r>
-        <w:t xml:space="preserve"> </w:t>
-      </w:r>
-      <w:r>
-        <w:t xml:space="preserve">lowest QLIKE on both panels at every horizon, and no learned model has a significantly lower QLIKE than HAR</w:t>
-      </w:r>
-      <w:r>
-        <w:t xml:space="preserve"> </w:t>
-      </w:r>
-      <w:r>
-        <w:t xml:space="preserve">(date-clustered DM, p ≥ 0.05). At h1 and h5 the deep models have the lowest MAE on VN100 (LSTM versus HAR,</w:t>
+        <w:t xml:space="preserve">The primary target is short-term (horizons h ∈ {1, 5}); h ∈ {10, 22} are an extended study. HAR-X has the</w:t>
+      </w:r>
+      <w:r>
+        <w:t xml:space="preserve"> </w:t>
+      </w:r>
+      <w:r>
+        <w:t xml:space="preserve">lowest QLIKE on both panels at every horizon, and no learned model has a significantly lower QLIKE than HAR-X</w:t>
+      </w:r>
+      <w:r>
+        <w:t xml:space="preserve"> </w:t>
+      </w:r>
+      <w:r>
+        <w:t xml:space="preserve">(date-clustered DM, p ≥ 0.05). At h1 and h5 the deep models have the lowest MAE on VN100 (LSTM versus HAR-X,</w:t>
       </w:r>
       <w:r>
         <w:t xml:space="preserve"> </w:t>
@@ -154,13 +154,13 @@
         <w:t xml:space="preserve"> </w:t>
       </w:r>
       <w:r>
-        <w:t xml:space="preserve">p&lt;0.001, h5 p=0.022; VN30 h1 p&lt;0.001, h5 p=0.031), reaching HAR’s QLIKE level at VN100 h5 (0.5690 versus</w:t>
-      </w:r>
-      <w:r>
-        <w:t xml:space="preserve"> </w:t>
-      </w:r>
-      <w:r>
-        <w:t xml:space="preserve">0.5633). At h10 and h22 HAR has the lowest MSE, RMSE, QLIKE and R², and the LSTM+GAT-versus-LSTM QLIKE</w:t>
+        <w:t xml:space="preserve">p&lt;0.001, h5 p=0.022; VN30 h1 p&lt;0.001, h5 p=0.031), reaching HAR-X’s QLIKE level at VN100 h5 (0.5690 versus</w:t>
+      </w:r>
+      <w:r>
+        <w:t xml:space="preserve"> </w:t>
+      </w:r>
+      <w:r>
+        <w:t xml:space="preserve">0.5633). At h10 and h22 HAR-X has the lowest MSE, RMSE, QLIKE and R², and the LSTM+GAT-versus-LSTM QLIKE</w:t>
       </w:r>
       <w:r>
         <w:t xml:space="preserve"> </w:t>
@@ -259,7 +259,7 @@
         <w:t xml:space="preserve"> </w:t>
       </w:r>
       <w:r>
-        <w:t xml:space="preserve">temporal nonlinearity or the cross-sectional graph changes the forecast relative to a linear HAR. We ask two</w:t>
+        <w:t xml:space="preserve">temporal nonlinearity or the cross-sectional graph changes the forecast relative to a linear HAR-X. We ask two</w:t>
       </w:r>
       <w:r>
         <w:t xml:space="preserve"> </w:t>
@@ -283,7 +283,7 @@
         <w:t xml:space="preserve"> </w:t>
       </w:r>
       <w:r>
-        <w:t xml:space="preserve">linear HAR, and at which horizons and metrics?</w:t>
+        <w:t xml:space="preserve">linear HAR-X, and at which horizons and metrics?</w:t>
       </w:r>
     </w:p>
     <w:p>
@@ -354,7 +354,7 @@
         <w:t xml:space="preserve"> </w:t>
       </w:r>
       <w:r>
-        <w:t xml:space="preserve">the feature set and the data design fixed across HAR, an LSTM and an LSTM+GAT, so any difference is</w:t>
+        <w:t xml:space="preserve">the feature set and the data design fixed across HAR-X, an LSTM and an LSTM+GAT, so any difference is</w:t>
       </w:r>
       <w:r>
         <w:t xml:space="preserve"> </w:t>
@@ -366,7 +366,7 @@
         <w:t xml:space="preserve"> </w:t>
       </w:r>
       <w:r>
-        <w:t xml:space="preserve">test — HAR has the lowest QLIKE at every horizon with no learned model significantly lower, the deep models</w:t>
+        <w:t xml:space="preserve">test — HAR-X has the lowest QLIKE at every horizon with no learned model significantly lower, the deep models</w:t>
       </w:r>
       <w:r>
         <w:t xml:space="preserve"> </w:t>
@@ -455,7 +455,7 @@
         <w:t xml:space="preserve"> </w:t>
       </w:r>
       <w:r>
-        <w:t xml:space="preserve">remain standard conditional-variance benchmarks. We use HAR as the linear baseline and GARCH(1,1) as a classical benchmark.</w:t>
+        <w:t xml:space="preserve">remain standard conditional-variance benchmarks. We use HAR-X as the linear baseline and GARCH(1,1) as a classical benchmark.</w:t>
       </w:r>
     </w:p>
     <w:p>
@@ -663,7 +663,7 @@
         <w:t xml:space="preserve"> </w:t>
       </w:r>
       <w:r>
-        <w:t xml:space="preserve">study. All three feature-based models (HAR, LSTM, LSTM+GAT) use the same five node features per ticker at day</w:t>
+        <w:t xml:space="preserve">study. All three feature-based models (HAR-X, LSTM, LSTM+GAT) use the same five node features per ticker at day</w:t>
       </w:r>
       <w:r>
         <w:t xml:space="preserve"> </w:t>
@@ -713,13 +713,13 @@
           <w:b/>
           <w:bCs/>
         </w:rPr>
-        <w:t xml:space="preserve">HAR</w:t>
-      </w:r>
-      <w:r>
-        <w:t xml:space="preserve"> </w:t>
-      </w:r>
-      <w:r>
-        <w:t xml:space="preserve">(baseline): pooled ordinary-least-squares regression on the five features, linear.</w:t>
+        <w:t xml:space="preserve">HAR-X</w:t>
+      </w:r>
+      <w:r>
+        <w:t xml:space="preserve"> </w:t>
+      </w:r>
+      <w:r>
+        <w:t xml:space="preserve">(baseline): pooled ordinary-least-squares regression on the five features (the HAR cascade augmented with a market Parkinson factor and a volume z-score), linear.</w:t>
       </w:r>
     </w:p>
     <w:p>
@@ -1054,7 +1054,7 @@
         <w:t xml:space="preserve"> </w:t>
       </w:r>
       <w:r>
-        <w:t xml:space="preserve">HAR, LSTM and LSTM+GAT — is trained and evaluated on the same panel with the same five features and the same</w:t>
+        <w:t xml:space="preserve">HAR-X, LSTM and LSTM+GAT — is trained and evaluated on the same panel with the same five features and the same</w:t>
       </w:r>
       <w:r>
         <w:t xml:space="preserve"> </w:t>
@@ -1171,7 +1171,7 @@
         <w:t xml:space="preserve"> </w:t>
       </w:r>
       <w:r>
-        <w:t xml:space="preserve">the date-clustered test. We report two targeted contrasts — LSTM versus HAR and LSTM+GAT versus LSTM — on</w:t>
+        <w:t xml:space="preserve">the date-clustered test. We report two targeted contrasts — LSTM versus HAR-X and LSTM+GAT versus LSTM — on</w:t>
       </w:r>
       <w:r>
         <w:t xml:space="preserve"> </w:t>
@@ -1396,7 +1396,7 @@
         <w:pStyle w:val="FirstParagraph"/>
       </w:pPr>
       <w:r>
-        <w:t xml:space="preserve">We compare HAR, the five-feature LSTM and the five-feature LSTM+GAT (directed volume→Parkinson weighted</w:t>
+        <w:t xml:space="preserve">We compare HAR-X, the five-feature LSTM and the five-feature LSTM+GAT (directed volume→Parkinson weighted</w:t>
       </w:r>
       <w:r>
         <w:t xml:space="preserve"> </w:t>
@@ -1408,7 +1408,7 @@
         <w:t xml:space="preserve"> </w:t>
       </w:r>
       <w:r>
-        <w:t xml:space="preserve">five metrics and the two targeted date-clustered DM contrasts (LSTM versus HAR, LSTM+GAT versus LSTM).</w:t>
+        <w:t xml:space="preserve">five metrics and the two targeted date-clustered DM contrasts (LSTM versus HAR-X, LSTM+GAT versus LSTM).</w:t>
       </w:r>
     </w:p>
     <w:p>
@@ -1484,7 +1484,7 @@
         <w:t xml:space="preserve">results/masked_rich_floor1e2/</w:t>
       </w:r>
       <w:r>
-        <w:t xml:space="preserve">). Row order is HAR → GARCH → LSTM → LSTM+GAT.</w:t>
+        <w:t xml:space="preserve">). Row order is HAR-X → GARCH → LSTM → LSTM+GAT.</w:t>
       </w:r>
     </w:p>
     <w:p>
@@ -1687,7 +1687,7 @@
               <w:pStyle w:val="Compact"/>
             </w:pPr>
             <w:r>
-              <w:t xml:space="preserve">HAR</w:t>
+              <w:t xml:space="preserve">HAR-X</w:t>
             </w:r>
           </w:p>
         </w:tc>
@@ -1783,55 +1783,55 @@
               <w:jc w:val="right"/>
             </w:pPr>
             <w:r>
-              <w:t xml:space="preserve">5.917</w:t>
-            </w:r>
-          </w:p>
-        </w:tc>
-        <w:tc>
-          <w:tcPr/>
-          <w:p>
-            <w:pPr>
-              <w:pStyle w:val="Compact"/>
-              <w:jc w:val="right"/>
-            </w:pPr>
-            <w:r>
-              <w:t xml:space="preserve">7.692</w:t>
-            </w:r>
-          </w:p>
-        </w:tc>
-        <w:tc>
-          <w:tcPr/>
-          <w:p>
-            <w:pPr>
-              <w:pStyle w:val="Compact"/>
-              <w:jc w:val="right"/>
-            </w:pPr>
-            <w:r>
-              <w:t xml:space="preserve">5.195</w:t>
-            </w:r>
-          </w:p>
-        </w:tc>
-        <w:tc>
-          <w:tcPr/>
-          <w:p>
-            <w:pPr>
-              <w:pStyle w:val="Compact"/>
-              <w:jc w:val="right"/>
-            </w:pPr>
-            <w:r>
-              <w:t xml:space="preserve">0.7964</w:t>
-            </w:r>
-          </w:p>
-        </w:tc>
-        <w:tc>
-          <w:tcPr/>
-          <w:p>
-            <w:pPr>
-              <w:pStyle w:val="Compact"/>
-              <w:jc w:val="right"/>
-            </w:pPr>
-            <w:r>
-              <w:t xml:space="preserve">-0.9407</w:t>
+              <w:t xml:space="preserve">15.571</w:t>
+            </w:r>
+          </w:p>
+        </w:tc>
+        <w:tc>
+          <w:tcPr/>
+          <w:p>
+            <w:pPr>
+              <w:pStyle w:val="Compact"/>
+              <w:jc w:val="right"/>
+            </w:pPr>
+            <w:r>
+              <w:t xml:space="preserve">12.478</w:t>
+            </w:r>
+          </w:p>
+        </w:tc>
+        <w:tc>
+          <w:tcPr/>
+          <w:p>
+            <w:pPr>
+              <w:pStyle w:val="Compact"/>
+              <w:jc w:val="right"/>
+            </w:pPr>
+            <w:r>
+              <w:t xml:space="preserve">5.915</w:t>
+            </w:r>
+          </w:p>
+        </w:tc>
+        <w:tc>
+          <w:tcPr/>
+          <w:p>
+            <w:pPr>
+              <w:pStyle w:val="Compact"/>
+              <w:jc w:val="right"/>
+            </w:pPr>
+            <w:r>
+              <w:t xml:space="preserve">0.8059</w:t>
+            </w:r>
+          </w:p>
+        </w:tc>
+        <w:tc>
+          <w:tcPr/>
+          <w:p>
+            <w:pPr>
+              <w:pStyle w:val="Compact"/>
+              <w:jc w:val="right"/>
+            </w:pPr>
+            <w:r>
+              <w:t xml:space="preserve">-4.1076</w:t>
             </w:r>
           </w:p>
         </w:tc>
@@ -2058,7 +2058,7 @@
               <w:pStyle w:val="Compact"/>
             </w:pPr>
             <w:r>
-              <w:t xml:space="preserve">HAR</w:t>
+              <w:t xml:space="preserve">HAR-X</w:t>
             </w:r>
           </w:p>
         </w:tc>
@@ -2170,55 +2170,55 @@
               <w:jc w:val="right"/>
             </w:pPr>
             <w:r>
-              <w:t xml:space="preserve">5.843</w:t>
-            </w:r>
-          </w:p>
-        </w:tc>
-        <w:tc>
-          <w:tcPr/>
-          <w:p>
-            <w:pPr>
-              <w:pStyle w:val="Compact"/>
-              <w:jc w:val="right"/>
-            </w:pPr>
-            <w:r>
-              <w:t xml:space="preserve">7.644</w:t>
-            </w:r>
-          </w:p>
-        </w:tc>
-        <w:tc>
-          <w:tcPr/>
-          <w:p>
-            <w:pPr>
-              <w:pStyle w:val="Compact"/>
-              <w:jc w:val="right"/>
-            </w:pPr>
-            <w:r>
-              <w:t xml:space="preserve">5.197</w:t>
-            </w:r>
-          </w:p>
-        </w:tc>
-        <w:tc>
-          <w:tcPr/>
-          <w:p>
-            <w:pPr>
-              <w:pStyle w:val="Compact"/>
-              <w:jc w:val="right"/>
-            </w:pPr>
-            <w:r>
-              <w:t xml:space="preserve">0.7865</w:t>
-            </w:r>
-          </w:p>
-        </w:tc>
-        <w:tc>
-          <w:tcPr/>
-          <w:p>
-            <w:pPr>
-              <w:pStyle w:val="Compact"/>
-              <w:jc w:val="right"/>
-            </w:pPr>
-            <w:r>
-              <w:t xml:space="preserve">-0.9136</w:t>
+              <w:t xml:space="preserve">14.844</w:t>
+            </w:r>
+          </w:p>
+        </w:tc>
+        <w:tc>
+          <w:tcPr/>
+          <w:p>
+            <w:pPr>
+              <w:pStyle w:val="Compact"/>
+              <w:jc w:val="right"/>
+            </w:pPr>
+            <w:r>
+              <w:t xml:space="preserve">12.184</w:t>
+            </w:r>
+          </w:p>
+        </w:tc>
+        <w:tc>
+          <w:tcPr/>
+          <w:p>
+            <w:pPr>
+              <w:pStyle w:val="Compact"/>
+              <w:jc w:val="right"/>
+            </w:pPr>
+            <w:r>
+              <w:t xml:space="preserve">5.909</w:t>
+            </w:r>
+          </w:p>
+        </w:tc>
+        <w:tc>
+          <w:tcPr/>
+          <w:p>
+            <w:pPr>
+              <w:pStyle w:val="Compact"/>
+              <w:jc w:val="right"/>
+            </w:pPr>
+            <w:r>
+              <w:t xml:space="preserve">0.7898</w:t>
+            </w:r>
+          </w:p>
+        </w:tc>
+        <w:tc>
+          <w:tcPr/>
+          <w:p>
+            <w:pPr>
+              <w:pStyle w:val="Compact"/>
+              <w:jc w:val="right"/>
+            </w:pPr>
+            <w:r>
+              <w:t xml:space="preserve">-3.8618</w:t>
             </w:r>
           </w:p>
         </w:tc>
@@ -2414,7 +2414,7 @@
               <w:pStyle w:val="Compact"/>
             </w:pPr>
             <w:r>
-              <w:t xml:space="preserve">HAR</w:t>
+              <w:t xml:space="preserve">HAR-X</w:t>
             </w:r>
           </w:p>
         </w:tc>
@@ -2526,55 +2526,55 @@
               <w:jc w:val="right"/>
             </w:pPr>
             <w:r>
-              <w:t xml:space="preserve">6.399</w:t>
-            </w:r>
-          </w:p>
-        </w:tc>
-        <w:tc>
-          <w:tcPr/>
-          <w:p>
-            <w:pPr>
-              <w:pStyle w:val="Compact"/>
-              <w:jc w:val="right"/>
-            </w:pPr>
-            <w:r>
-              <w:t xml:space="preserve">7.999</w:t>
-            </w:r>
-          </w:p>
-        </w:tc>
-        <w:tc>
-          <w:tcPr/>
-          <w:p>
-            <w:pPr>
-              <w:pStyle w:val="Compact"/>
-              <w:jc w:val="right"/>
-            </w:pPr>
-            <w:r>
-              <w:t xml:space="preserve">5.306</w:t>
-            </w:r>
-          </w:p>
-        </w:tc>
-        <w:tc>
-          <w:tcPr/>
-          <w:p>
-            <w:pPr>
-              <w:pStyle w:val="Compact"/>
-              <w:jc w:val="right"/>
-            </w:pPr>
-            <w:r>
-              <w:t xml:space="preserve">0.8018</w:t>
-            </w:r>
-          </w:p>
-        </w:tc>
-        <w:tc>
-          <w:tcPr/>
-          <w:p>
-            <w:pPr>
-              <w:pStyle w:val="Compact"/>
-              <w:jc w:val="right"/>
-            </w:pPr>
-            <w:r>
-              <w:t xml:space="preserve">-1.0957</w:t>
+              <w:t xml:space="preserve">16.843</w:t>
+            </w:r>
+          </w:p>
+        </w:tc>
+        <w:tc>
+          <w:tcPr/>
+          <w:p>
+            <w:pPr>
+              <w:pStyle w:val="Compact"/>
+              <w:jc w:val="right"/>
+            </w:pPr>
+            <w:r>
+              <w:t xml:space="preserve">12.978</w:t>
+            </w:r>
+          </w:p>
+        </w:tc>
+        <w:tc>
+          <w:tcPr/>
+          <w:p>
+            <w:pPr>
+              <w:pStyle w:val="Compact"/>
+              <w:jc w:val="right"/>
+            </w:pPr>
+            <w:r>
+              <w:t xml:space="preserve">6.018</w:t>
+            </w:r>
+          </w:p>
+        </w:tc>
+        <w:tc>
+          <w:tcPr/>
+          <w:p>
+            <w:pPr>
+              <w:pStyle w:val="Compact"/>
+              <w:jc w:val="right"/>
+            </w:pPr>
+            <w:r>
+              <w:t xml:space="preserve">0.8077</w:t>
+            </w:r>
+          </w:p>
+        </w:tc>
+        <w:tc>
+          <w:tcPr/>
+          <w:p>
+            <w:pPr>
+              <w:pStyle w:val="Compact"/>
+              <w:jc w:val="right"/>
+            </w:pPr>
+            <w:r>
+              <w:t xml:space="preserve">-4.5165</w:t>
             </w:r>
           </w:p>
         </w:tc>
@@ -2773,7 +2773,7 @@
               <w:pStyle w:val="Compact"/>
             </w:pPr>
             <w:r>
-              <w:t xml:space="preserve">HAR</w:t>
+              <w:t xml:space="preserve">HAR-X</w:t>
             </w:r>
           </w:p>
         </w:tc>
@@ -2885,55 +2885,55 @@
               <w:jc w:val="right"/>
             </w:pPr>
             <w:r>
-              <w:t xml:space="preserve">7.089</w:t>
-            </w:r>
-          </w:p>
-        </w:tc>
-        <w:tc>
-          <w:tcPr/>
-          <w:p>
-            <w:pPr>
-              <w:pStyle w:val="Compact"/>
-              <w:jc w:val="right"/>
-            </w:pPr>
-            <w:r>
-              <w:t xml:space="preserve">8.420</w:t>
-            </w:r>
-          </w:p>
-        </w:tc>
-        <w:tc>
-          <w:tcPr/>
-          <w:p>
-            <w:pPr>
-              <w:pStyle w:val="Compact"/>
-              <w:jc w:val="right"/>
-            </w:pPr>
-            <w:r>
-              <w:t xml:space="preserve">5.360</w:t>
-            </w:r>
-          </w:p>
-        </w:tc>
-        <w:tc>
-          <w:tcPr/>
-          <w:p>
-            <w:pPr>
-              <w:pStyle w:val="Compact"/>
-              <w:jc w:val="right"/>
-            </w:pPr>
-            <w:r>
-              <w:t xml:space="preserve">0.7928</w:t>
-            </w:r>
-          </w:p>
-        </w:tc>
-        <w:tc>
-          <w:tcPr/>
-          <w:p>
-            <w:pPr>
-              <w:pStyle w:val="Compact"/>
-              <w:jc w:val="right"/>
-            </w:pPr>
-            <w:r>
-              <w:t xml:space="preserve">-1.3184</w:t>
+              <w:t xml:space="preserve">19.345</w:t>
+            </w:r>
+          </w:p>
+        </w:tc>
+        <w:tc>
+          <w:tcPr/>
+          <w:p>
+            <w:pPr>
+              <w:pStyle w:val="Compact"/>
+              <w:jc w:val="right"/>
+            </w:pPr>
+            <w:r>
+              <w:t xml:space="preserve">13.909</w:t>
+            </w:r>
+          </w:p>
+        </w:tc>
+        <w:tc>
+          <w:tcPr/>
+          <w:p>
+            <w:pPr>
+              <w:pStyle w:val="Compact"/>
+              <w:jc w:val="right"/>
+            </w:pPr>
+            <w:r>
+              <w:t xml:space="preserve">6.151</w:t>
+            </w:r>
+          </w:p>
+        </w:tc>
+        <w:tc>
+          <w:tcPr/>
+          <w:p>
+            <w:pPr>
+              <w:pStyle w:val="Compact"/>
+              <w:jc w:val="right"/>
+            </w:pPr>
+            <w:r>
+              <w:t xml:space="preserve">0.7923</w:t>
+            </w:r>
+          </w:p>
+        </w:tc>
+        <w:tc>
+          <w:tcPr/>
+          <w:p>
+            <w:pPr>
+              <w:pStyle w:val="Compact"/>
+              <w:jc w:val="right"/>
+            </w:pPr>
+            <w:r>
+              <w:t xml:space="preserve">-5.3264</w:t>
             </w:r>
           </w:p>
         </w:tc>
@@ -3251,7 +3251,7 @@
               <w:pStyle w:val="Compact"/>
             </w:pPr>
             <w:r>
-              <w:t xml:space="preserve">HAR</w:t>
+              <w:t xml:space="preserve">HAR-X</w:t>
             </w:r>
           </w:p>
         </w:tc>
@@ -3351,55 +3351,55 @@
               <w:jc w:val="right"/>
             </w:pPr>
             <w:r>
-              <w:t xml:space="preserve">2.770</w:t>
-            </w:r>
-          </w:p>
-        </w:tc>
-        <w:tc>
-          <w:tcPr/>
-          <w:p>
-            <w:pPr>
-              <w:pStyle w:val="Compact"/>
-              <w:jc w:val="right"/>
-            </w:pPr>
-            <w:r>
-              <w:t xml:space="preserve">5.263</w:t>
-            </w:r>
-          </w:p>
-        </w:tc>
-        <w:tc>
-          <w:tcPr/>
-          <w:p>
-            <w:pPr>
-              <w:pStyle w:val="Compact"/>
-              <w:jc w:val="right"/>
-            </w:pPr>
-            <w:r>
-              <w:t xml:space="preserve">3.453</w:t>
-            </w:r>
-          </w:p>
-        </w:tc>
-        <w:tc>
-          <w:tcPr/>
-          <w:p>
-            <w:pPr>
-              <w:pStyle w:val="Compact"/>
-              <w:jc w:val="right"/>
-            </w:pPr>
-            <w:r>
-              <w:t xml:space="preserve">0.7911</w:t>
-            </w:r>
-          </w:p>
-        </w:tc>
-        <w:tc>
-          <w:tcPr/>
-          <w:p>
-            <w:pPr>
-              <w:pStyle w:val="Compact"/>
-              <w:jc w:val="right"/>
-            </w:pPr>
-            <w:r>
-              <w:t xml:space="preserve">-0.1060</w:t>
+              <w:t xml:space="preserve">2.788</w:t>
+            </w:r>
+          </w:p>
+        </w:tc>
+        <w:tc>
+          <w:tcPr/>
+          <w:p>
+            <w:pPr>
+              <w:pStyle w:val="Compact"/>
+              <w:jc w:val="right"/>
+            </w:pPr>
+            <w:r>
+              <w:t xml:space="preserve">5.280</w:t>
+            </w:r>
+          </w:p>
+        </w:tc>
+        <w:tc>
+          <w:tcPr/>
+          <w:p>
+            <w:pPr>
+              <w:pStyle w:val="Compact"/>
+              <w:jc w:val="right"/>
+            </w:pPr>
+            <w:r>
+              <w:t xml:space="preserve">3.480</w:t>
+            </w:r>
+          </w:p>
+        </w:tc>
+        <w:tc>
+          <w:tcPr/>
+          <w:p>
+            <w:pPr>
+              <w:pStyle w:val="Compact"/>
+              <w:jc w:val="right"/>
+            </w:pPr>
+            <w:r>
+              <w:t xml:space="preserve">0.7954</w:t>
+            </w:r>
+          </w:p>
+        </w:tc>
+        <w:tc>
+          <w:tcPr/>
+          <w:p>
+            <w:pPr>
+              <w:pStyle w:val="Compact"/>
+              <w:jc w:val="right"/>
+            </w:pPr>
+            <w:r>
+              <w:t xml:space="preserve">-0.1129</w:t>
             </w:r>
           </w:p>
         </w:tc>
@@ -3619,7 +3619,7 @@
               <w:pStyle w:val="Compact"/>
             </w:pPr>
             <w:r>
-              <w:t xml:space="preserve">HAR</w:t>
+              <w:t xml:space="preserve">HAR-X</w:t>
             </w:r>
           </w:p>
         </w:tc>
@@ -3735,55 +3735,55 @@
               <w:jc w:val="right"/>
             </w:pPr>
             <w:r>
-              <w:t xml:space="preserve">2.785</w:t>
-            </w:r>
-          </w:p>
-        </w:tc>
-        <w:tc>
-          <w:tcPr/>
-          <w:p>
-            <w:pPr>
-              <w:pStyle w:val="Compact"/>
-              <w:jc w:val="right"/>
-            </w:pPr>
-            <w:r>
-              <w:t xml:space="preserve">5.277</w:t>
-            </w:r>
-          </w:p>
-        </w:tc>
-        <w:tc>
-          <w:tcPr/>
-          <w:p>
-            <w:pPr>
-              <w:pStyle w:val="Compact"/>
-              <w:jc w:val="right"/>
-            </w:pPr>
-            <w:r>
-              <w:t xml:space="preserve">3.492</w:t>
-            </w:r>
-          </w:p>
-        </w:tc>
-        <w:tc>
-          <w:tcPr/>
-          <w:p>
-            <w:pPr>
-              <w:pStyle w:val="Compact"/>
-              <w:jc w:val="right"/>
-            </w:pPr>
-            <w:r>
-              <w:t xml:space="preserve">0.7864</w:t>
-            </w:r>
-          </w:p>
-        </w:tc>
-        <w:tc>
-          <w:tcPr/>
-          <w:p>
-            <w:pPr>
-              <w:pStyle w:val="Compact"/>
-              <w:jc w:val="right"/>
-            </w:pPr>
-            <w:r>
-              <w:t xml:space="preserve">-0.1071</w:t>
+              <w:t xml:space="preserve">2.783</w:t>
+            </w:r>
+          </w:p>
+        </w:tc>
+        <w:tc>
+          <w:tcPr/>
+          <w:p>
+            <w:pPr>
+              <w:pStyle w:val="Compact"/>
+              <w:jc w:val="right"/>
+            </w:pPr>
+            <w:r>
+              <w:t xml:space="preserve">5.276</w:t>
+            </w:r>
+          </w:p>
+        </w:tc>
+        <w:tc>
+          <w:tcPr/>
+          <w:p>
+            <w:pPr>
+              <w:pStyle w:val="Compact"/>
+              <w:jc w:val="right"/>
+            </w:pPr>
+            <w:r>
+              <w:t xml:space="preserve">3.489</w:t>
+            </w:r>
+          </w:p>
+        </w:tc>
+        <w:tc>
+          <w:tcPr/>
+          <w:p>
+            <w:pPr>
+              <w:pStyle w:val="Compact"/>
+              <w:jc w:val="right"/>
+            </w:pPr>
+            <w:r>
+              <w:t xml:space="preserve">0.7859</w:t>
+            </w:r>
+          </w:p>
+        </w:tc>
+        <w:tc>
+          <w:tcPr/>
+          <w:p>
+            <w:pPr>
+              <w:pStyle w:val="Compact"/>
+              <w:jc w:val="right"/>
+            </w:pPr>
+            <w:r>
+              <w:t xml:space="preserve">-0.1065</w:t>
             </w:r>
           </w:p>
         </w:tc>
@@ -3975,7 +3975,7 @@
               <w:pStyle w:val="Compact"/>
             </w:pPr>
             <w:r>
-              <w:t xml:space="preserve">HAR</w:t>
+              <w:t xml:space="preserve">HAR-X</w:t>
             </w:r>
           </w:p>
         </w:tc>
@@ -4087,55 +4087,55 @@
               <w:jc w:val="right"/>
             </w:pPr>
             <w:r>
-              <w:t xml:space="preserve">2.835</w:t>
-            </w:r>
-          </w:p>
-        </w:tc>
-        <w:tc>
-          <w:tcPr/>
-          <w:p>
-            <w:pPr>
-              <w:pStyle w:val="Compact"/>
-              <w:jc w:val="right"/>
-            </w:pPr>
-            <w:r>
-              <w:t xml:space="preserve">5.324</w:t>
-            </w:r>
-          </w:p>
-        </w:tc>
-        <w:tc>
-          <w:tcPr/>
-          <w:p>
-            <w:pPr>
-              <w:pStyle w:val="Compact"/>
-              <w:jc w:val="right"/>
-            </w:pPr>
-            <w:r>
-              <w:t xml:space="preserve">3.503</w:t>
-            </w:r>
-          </w:p>
-        </w:tc>
-        <w:tc>
-          <w:tcPr/>
-          <w:p>
-            <w:pPr>
-              <w:pStyle w:val="Compact"/>
-              <w:jc w:val="right"/>
-            </w:pPr>
-            <w:r>
-              <w:t xml:space="preserve">0.7791</w:t>
-            </w:r>
-          </w:p>
-        </w:tc>
-        <w:tc>
-          <w:tcPr/>
-          <w:p>
-            <w:pPr>
-              <w:pStyle w:val="Compact"/>
-              <w:jc w:val="right"/>
-            </w:pPr>
-            <w:r>
-              <w:t xml:space="preserve">-0.1052</w:t>
+              <w:t xml:space="preserve">2.829</w:t>
+            </w:r>
+          </w:p>
+        </w:tc>
+        <w:tc>
+          <w:tcPr/>
+          <w:p>
+            <w:pPr>
+              <w:pStyle w:val="Compact"/>
+              <w:jc w:val="right"/>
+            </w:pPr>
+            <w:r>
+              <w:t xml:space="preserve">5.319</w:t>
+            </w:r>
+          </w:p>
+        </w:tc>
+        <w:tc>
+          <w:tcPr/>
+          <w:p>
+            <w:pPr>
+              <w:pStyle w:val="Compact"/>
+              <w:jc w:val="right"/>
+            </w:pPr>
+            <w:r>
+              <w:t xml:space="preserve">3.508</w:t>
+            </w:r>
+          </w:p>
+        </w:tc>
+        <w:tc>
+          <w:tcPr/>
+          <w:p>
+            <w:pPr>
+              <w:pStyle w:val="Compact"/>
+              <w:jc w:val="right"/>
+            </w:pPr>
+            <w:r>
+              <w:t xml:space="preserve">0.7774</w:t>
+            </w:r>
+          </w:p>
+        </w:tc>
+        <w:tc>
+          <w:tcPr/>
+          <w:p>
+            <w:pPr>
+              <w:pStyle w:val="Compact"/>
+              <w:jc w:val="right"/>
+            </w:pPr>
+            <w:r>
+              <w:t xml:space="preserve">-0.1029</w:t>
             </w:r>
           </w:p>
         </w:tc>
@@ -4331,7 +4331,7 @@
               <w:pStyle w:val="Compact"/>
             </w:pPr>
             <w:r>
-              <w:t xml:space="preserve">HAR</w:t>
+              <w:t xml:space="preserve">HAR-X</w:t>
             </w:r>
           </w:p>
         </w:tc>
@@ -4447,55 +4447,55 @@
               <w:jc w:val="right"/>
             </w:pPr>
             <w:r>
-              <w:t xml:space="preserve">2.709</w:t>
-            </w:r>
-          </w:p>
-        </w:tc>
-        <w:tc>
-          <w:tcPr/>
-          <w:p>
-            <w:pPr>
-              <w:pStyle w:val="Compact"/>
-              <w:jc w:val="right"/>
-            </w:pPr>
-            <w:r>
-              <w:t xml:space="preserve">5.205</w:t>
-            </w:r>
-          </w:p>
-        </w:tc>
-        <w:tc>
-          <w:tcPr/>
-          <w:p>
-            <w:pPr>
-              <w:pStyle w:val="Compact"/>
-              <w:jc w:val="right"/>
-            </w:pPr>
-            <w:r>
-              <w:t xml:space="preserve">3.413</w:t>
-            </w:r>
-          </w:p>
-        </w:tc>
-        <w:tc>
-          <w:tcPr/>
-          <w:p>
-            <w:pPr>
-              <w:pStyle w:val="Compact"/>
-              <w:jc w:val="right"/>
-            </w:pPr>
-            <w:r>
-              <w:t xml:space="preserve">0.7445</w:t>
-            </w:r>
-          </w:p>
-        </w:tc>
-        <w:tc>
-          <w:tcPr/>
-          <w:p>
-            <w:pPr>
-              <w:pStyle w:val="Compact"/>
-              <w:jc w:val="right"/>
-            </w:pPr>
-            <w:r>
-              <w:t xml:space="preserve">-0.1064</w:t>
+              <w:t xml:space="preserve">2.719</w:t>
+            </w:r>
+          </w:p>
+        </w:tc>
+        <w:tc>
+          <w:tcPr/>
+          <w:p>
+            <w:pPr>
+              <w:pStyle w:val="Compact"/>
+              <w:jc w:val="right"/>
+            </w:pPr>
+            <w:r>
+              <w:t xml:space="preserve">5.214</w:t>
+            </w:r>
+          </w:p>
+        </w:tc>
+        <w:tc>
+          <w:tcPr/>
+          <w:p>
+            <w:pPr>
+              <w:pStyle w:val="Compact"/>
+              <w:jc w:val="right"/>
+            </w:pPr>
+            <w:r>
+              <w:t xml:space="preserve">3.437</w:t>
+            </w:r>
+          </w:p>
+        </w:tc>
+        <w:tc>
+          <w:tcPr/>
+          <w:p>
+            <w:pPr>
+              <w:pStyle w:val="Compact"/>
+              <w:jc w:val="right"/>
+            </w:pPr>
+            <w:r>
+              <w:t xml:space="preserve">0.7452</w:t>
+            </w:r>
+          </w:p>
+        </w:tc>
+        <w:tc>
+          <w:tcPr/>
+          <w:p>
+            <w:pPr>
+              <w:pStyle w:val="Compact"/>
+              <w:jc w:val="right"/>
+            </w:pPr>
+            <w:r>
+              <w:t xml:space="preserve">-0.1102</w:t>
             </w:r>
           </w:p>
         </w:tc>
@@ -4684,7 +4684,7 @@
         <w:t xml:space="preserve"> </w:t>
       </w:r>
       <w:r>
-        <w:t xml:space="preserve">H = HAR, L = LSTM, G = LSTM+GAT, on QLIKE and MAE.</w:t>
+        <w:t xml:space="preserve">H = HAR-X, L = LSTM, G = LSTM+GAT, on QLIKE and MAE.</w:t>
       </w:r>
     </w:p>
     <w:tbl>
@@ -4735,7 +4735,7 @@
               <w:pStyle w:val="Compact"/>
             </w:pPr>
             <w:r>
-              <w:t xml:space="preserve">LSTM vs HAR (QLIKE)</w:t>
+              <w:t xml:space="preserve">LSTM vs HAR-X (QLIKE)</w:t>
             </w:r>
           </w:p>
         </w:tc>
@@ -5419,13 +5419,13 @@
         <w:t xml:space="preserve"> </w:t>
       </w:r>
       <w:r>
-        <w:t xml:space="preserve">0.5107, R² 0.2251). By date-clustered DM, the LSTM has a lower MAE than HAR (p&lt;0.001), the LSTM has a higher</w:t>
-      </w:r>
-      <w:r>
-        <w:t xml:space="preserve"> </w:t>
-      </w:r>
-      <w:r>
-        <w:t xml:space="preserve">QLIKE than HAR (p=0.028), and the LSTM+GAT has a lower QLIKE than the no-graph LSTM (p&lt;0.001).</w:t>
+        <w:t xml:space="preserve">0.5107, R² 0.2251). By date-clustered DM, the LSTM has a lower MAE than HAR-X (p&lt;0.001), the LSTM has a higher</w:t>
+      </w:r>
+      <w:r>
+        <w:t xml:space="preserve"> </w:t>
+      </w:r>
+      <w:r>
+        <w:t xml:space="preserve">QLIKE than HAR-X (p=0.028), and the LSTM+GAT has a lower QLIKE than the no-graph LSTM (p&lt;0.001).</w:t>
       </w:r>
     </w:p>
     <w:p>
@@ -5447,13 +5447,13 @@
         <w:t xml:space="preserve"> </w:t>
       </w:r>
       <w:r>
-        <w:t xml:space="preserve">HAR has the lowest MSE, RMSE, QLIKE and highest R²; the LSTM has the lowest MAE (3.090). By DM,</w:t>
-      </w:r>
-      <w:r>
-        <w:t xml:space="preserve"> </w:t>
-      </w:r>
-      <w:r>
-        <w:t xml:space="preserve">the LSTM has a lower MAE than HAR (p&lt;0.001) and the LSTM+GAT has a lower QLIKE than the LSTM (p=0.022).</w:t>
+        <w:t xml:space="preserve">HAR-X has the lowest MSE, RMSE, QLIKE and highest R²; the LSTM has the lowest MAE (3.090). By DM,</w:t>
+      </w:r>
+      <w:r>
+        <w:t xml:space="preserve"> </w:t>
+      </w:r>
+      <w:r>
+        <w:t xml:space="preserve">the LSTM has a lower MAE than HAR-X (p&lt;0.001) and the LSTM+GAT has a lower QLIKE than the LSTM (p=0.022).</w:t>
       </w:r>
     </w:p>
     <w:p>
@@ -5475,13 +5475,13 @@
         <w:t xml:space="preserve"> </w:t>
       </w:r>
       <w:r>
-        <w:t xml:space="preserve">The LSTM+GAT has the lowest MSE, RMSE, MAE and highest R²; HAR has the lowest QLIKE (0.5159). By</w:t>
-      </w:r>
-      <w:r>
-        <w:t xml:space="preserve"> </w:t>
-      </w:r>
-      <w:r>
-        <w:t xml:space="preserve">DM, the LSTM has a higher QLIKE than HAR (p&lt;0.001), and the LSTM+GAT has a lower QLIKE (p&lt;0.001) and lower</w:t>
+        <w:t xml:space="preserve">The LSTM+GAT has the lowest MSE, RMSE, MAE and highest R²; HAR-X has the lowest QLIKE (0.5159). By</w:t>
+      </w:r>
+      <w:r>
+        <w:t xml:space="preserve"> </w:t>
+      </w:r>
+      <w:r>
+        <w:t xml:space="preserve">DM, the LSTM has a higher QLIKE than HAR-X (p&lt;0.001), and the LSTM+GAT has a lower QLIKE (p&lt;0.001) and lower</w:t>
       </w:r>
       <w:r>
         <w:t xml:space="preserve"> </w:t>
@@ -5509,13 +5509,13 @@
         <w:t xml:space="preserve"> </w:t>
       </w:r>
       <w:r>
-        <w:t xml:space="preserve">HAR has the lowest value on all five metrics. By DM, the LSTM has a higher QLIKE (p=0.037) and</w:t>
-      </w:r>
-      <w:r>
-        <w:t xml:space="preserve"> </w:t>
-      </w:r>
-      <w:r>
-        <w:t xml:space="preserve">higher MAE (p&lt;0.001) than HAR, and the LSTM+GAT has a lower QLIKE than the LSTM (p=0.031).</w:t>
+        <w:t xml:space="preserve">HAR-X has the lowest value on all five metrics. By DM, the LSTM has a higher QLIKE (p=0.037) and</w:t>
+      </w:r>
+      <w:r>
+        <w:t xml:space="preserve"> </w:t>
+      </w:r>
+      <w:r>
+        <w:t xml:space="preserve">higher MAE (p&lt;0.001) than HAR-X, and the LSTM+GAT has a lower QLIKE than the LSTM (p=0.031).</w:t>
       </w:r>
     </w:p>
     <w:p>
@@ -5523,7 +5523,7 @@
         <w:pStyle w:val="FirstParagraph"/>
       </w:pPr>
       <w:r>
-        <w:t xml:space="preserve">Across the four short-horizon cells, no learned model has a significantly lower QLIKE than HAR; the LSTM+GAT</w:t>
+        <w:t xml:space="preserve">Across the four short-horizon cells, no learned model has a significantly lower QLIKE than HAR-X; the LSTM+GAT</w:t>
       </w:r>
       <w:r>
         <w:t xml:space="preserve"> </w:t>
@@ -5535,7 +5535,7 @@
         <w:t xml:space="preserve"> </w:t>
       </w:r>
       <w:r>
-        <w:t xml:space="preserve">p&lt;0.001, h5 p=0.031), and its QLIKE equals HAR’s level at VN100 h5 (0.5690 versus 0.5633) and VN100 h1 (0.5107</w:t>
+        <w:t xml:space="preserve">p&lt;0.001, h5 p=0.031), and its QLIKE equals HAR-X’s level at VN100 h5 (0.5690 versus 0.5633) and VN100 h1 (0.5107</w:t>
       </w:r>
       <w:r>
         <w:t xml:space="preserve"> </w:t>
@@ -5559,7 +5559,7 @@
         <w:t xml:space="preserve"> </w:t>
       </w:r>
       <w:r>
-        <w:t xml:space="preserve">HAR has the lowest MSE, RMSE, QLIKE and highest R² on both panels at</w:t>
+        <w:t xml:space="preserve">HAR-X has the lowest MSE, RMSE, QLIKE and highest R² on both panels at</w:t>
       </w:r>
       <w:r>
         <w:t xml:space="preserve"> </w:t>
@@ -5577,13 +5577,13 @@
         <w:t xml:space="preserve"> </w:t>
       </w:r>
       <w:r>
-        <w:t xml:space="preserve">significant at h10 or h22 on either panel (p ≥ 0.55); the LSTM has a higher squared error than HAR at VN100</w:t>
-      </w:r>
-      <w:r>
-        <w:t xml:space="preserve"> </w:t>
-      </w:r>
-      <w:r>
-        <w:t xml:space="preserve">h10 (p=0.022) and h22 (p=0.002) and a higher MAE than HAR at VN30 h22 (p=0.001).</w:t>
+        <w:t xml:space="preserve">significant at h10 or h22 on either panel (p ≥ 0.55); the LSTM has a higher squared error than HAR-X at VN100</w:t>
+      </w:r>
+      <w:r>
+        <w:t xml:space="preserve"> </w:t>
+      </w:r>
+      <w:r>
+        <w:t xml:space="preserve">h10 (p=0.022) and h22 (p=0.002) and a higher MAE than HAR-X at VN30 h22 (p=0.001).</w:t>
       </w:r>
       <w:r>
         <w:t xml:space="preserve"> </w:t>
@@ -5599,7 +5599,7 @@
         <w:t xml:space="preserve"> </w:t>
       </w:r>
       <w:r>
-        <w:t xml:space="preserve">GARCH(1,1) has a higher MSE, RMSE, MAE and QLIKE and a lower (negative) R² than HAR at every horizon on both panels; its QLIKE is higher than HAR’s under the date-clustered DM test in all eight cells (p&lt;0.001, except VN30 h22 where p=0.001).</w:t>
+        <w:t xml:space="preserve">GARCH(1,1) has a higher MSE, RMSE, MAE and QLIKE and a lower (negative) R² than HAR-X at every horizon on both panels; its QLIKE is higher than HAR-X-X’s under the date-clustered DM test in all eight cells (p&lt;0.001, except VN30 h22 where p=0.001). GARCH is a frozen-train forecast that converges to the unconditional variance, so its point error is large on VN100 where the volatility level shifts between train and test.</w:t>
       </w:r>
     </w:p>
     <w:p>
@@ -5623,7 +5623,7 @@
         <w:pStyle w:val="FirstParagraph"/>
       </w:pPr>
       <w:r>
-        <w:t xml:space="preserve">As a preliminary out-of-sample check on a larger market, the same masked panel and five features were applied to S&amp;P 500 constituents (442 nodes, 1,624 test dates) with a single seed. HAR here is the same five-feature model as in Tables 1-2; GARCH was not run on this panel.</w:t>
+        <w:t xml:space="preserve">As a preliminary out-of-sample check on a larger market, the same masked panel and five features were applied to S&amp;P 500 constituents (442 nodes, 1,624 test dates) with a single seed. HAR-X here is the same five-feature model as in Tables 1-2; GARCH was not run on this panel.</w:t>
       </w:r>
     </w:p>
     <w:tbl>
@@ -5748,7 +5748,7 @@
               <w:pStyle w:val="Compact"/>
             </w:pPr>
             <w:r>
-              <w:t xml:space="preserve">HAR</w:t>
+              <w:t xml:space="preserve">HAR-X</w:t>
             </w:r>
           </w:p>
         </w:tc>
@@ -6014,7 +6014,7 @@
               <w:pStyle w:val="Compact"/>
             </w:pPr>
             <w:r>
-              <w:t xml:space="preserve">HAR</w:t>
+              <w:t xml:space="preserve">HAR-X</w:t>
             </w:r>
           </w:p>
         </w:tc>
@@ -6280,7 +6280,7 @@
               <w:pStyle w:val="Compact"/>
             </w:pPr>
             <w:r>
-              <w:t xml:space="preserve">HAR</w:t>
+              <w:t xml:space="preserve">HAR-X</w:t>
             </w:r>
           </w:p>
         </w:tc>
@@ -6546,7 +6546,7 @@
               <w:pStyle w:val="Compact"/>
             </w:pPr>
             <w:r>
-              <w:t xml:space="preserve">HAR</w:t>
+              <w:t xml:space="preserve">HAR-X</w:t>
             </w:r>
           </w:p>
         </w:tc>
@@ -6799,7 +6799,7 @@
         <w:pStyle w:val="BodyText"/>
       </w:pPr>
       <w:r>
-        <w:t xml:space="preserve">In contrast to the Vietnamese panels, the deep models attain the lowest point error (MSE, RMSE, MAE, R2) from h5 onward. HAR retains the lowest QLIKE at h5, h10 and h22; at h1 the LSTM+GAT has a marginally lower QLIKE. Caveats: single seed; the deep models’ QLIKE at h5-h22 is inflated by the per-node positivity floor at the S&amp;P 500 variance scale, so QLIKE for the deep models here is not yet reliable (a scale-aware floor with multiple seeds is future work).</w:t>
+        <w:t xml:space="preserve">In contrast to the Vietnamese panels, the deep models attain the lowest point error (MSE, RMSE, MAE, R2) from h5 onward. HAR-X retains the lowest QLIKE at h5, h10 and h22; at h1 the LSTM+GAT has a marginally lower QLIKE. Caveats: single seed; the deep models’ QLIKE at h5-h22 is inflated by the per-node positivity floor at the S&amp;P 500 variance scale, so QLIKE for the deep models here is not yet reliable (a scale-aware floor with multiple seeds is future work).</w:t>
       </w:r>
     </w:p>
     <w:p>
@@ -6866,7 +6866,7 @@
         <w:t xml:space="preserve"> </w:t>
       </w:r>
       <w:r>
-        <w:t xml:space="preserve">bias-matched initialization. HAR retains a lower mean QLIKE, but its advantage over the ratio-parameterized</w:t>
+        <w:t xml:space="preserve">bias-matched initialization. HAR-X retains a lower mean QLIKE, but its advantage over the ratio-parameterized</w:t>
       </w:r>
       <w:r>
         <w:t xml:space="preserve"> </w:t>
@@ -6908,7 +6908,7 @@
         <w:t xml:space="preserve"> </w:t>
       </w:r>
       <w:r>
-        <w:t xml:space="preserve">floor (original); B: ratio + linear + floor; C: ratio + exp (no floor); D: ratio + softplus (no floor). HAR</w:t>
+        <w:t xml:space="preserve">floor (original); B: ratio + linear + floor; C: ratio + exp (no floor); D: ratio + softplus (no floor). HAR-X</w:t>
       </w:r>
       <w:r>
         <w:t xml:space="preserve"> </w:t>
@@ -7129,19 +7129,19 @@
         <w:pStyle w:val="FirstParagraph"/>
       </w:pPr>
       <w:r>
-        <w:t xml:space="preserve">On both panels HAR has the lowest QLIKE at every horizon, and no learned model has a significantly lower QLIKE</w:t>
-      </w:r>
-      <w:r>
-        <w:t xml:space="preserve"> </w:t>
-      </w:r>
-      <w:r>
-        <w:t xml:space="preserve">than HAR under the date-clustered DM test. At h1 and h5 the LSTM and LSTM+GAT have the lowest MAE on VN100</w:t>
-      </w:r>
-      <w:r>
-        <w:t xml:space="preserve"> </w:t>
-      </w:r>
-      <w:r>
-        <w:t xml:space="preserve">(LSTM versus HAR, p&lt;0.001), and the LSTM+GAT has a significantly lower QLIKE and, on VN30, lower squared error</w:t>
+        <w:t xml:space="preserve">On both panels HAR-X has the lowest QLIKE at every horizon, and no learned model has a significantly lower QLIKE</w:t>
+      </w:r>
+      <w:r>
+        <w:t xml:space="preserve"> </w:t>
+      </w:r>
+      <w:r>
+        <w:t xml:space="preserve">than HAR-X under the date-clustered DM test. At h1 and h5 the LSTM and LSTM+GAT have the lowest MAE on VN100</w:t>
+      </w:r>
+      <w:r>
+        <w:t xml:space="preserve"> </w:t>
+      </w:r>
+      <w:r>
+        <w:t xml:space="preserve">(LSTM versus HAR-X, p&lt;0.001), and the LSTM+GAT has a significantly lower QLIKE and, on VN30, lower squared error</w:t>
       </w:r>
       <w:r>
         <w:t xml:space="preserve"> </w:t>
@@ -7153,7 +7153,7 @@
         <w:t xml:space="preserve"> </w:t>
       </w:r>
       <w:r>
-        <w:t xml:space="preserve">of the metrics. At h10 and h22 HAR has the lowest MSE, RMSE, QLIKE and R², and the LSTM+GAT-versus-LSTM QLIKE</w:t>
+        <w:t xml:space="preserve">of the metrics. At h10 and h22 HAR-X has the lowest MSE, RMSE, QLIKE and R², and the LSTM+GAT-versus-LSTM QLIKE</w:t>
       </w:r>
       <w:r>
         <w:t xml:space="preserve"> </w:t>
@@ -7177,7 +7177,7 @@
         <w:t xml:space="preserve"> </w:t>
       </w:r>
       <w:r>
-        <w:t xml:space="preserve">HAR’s.</w:t>
+        <w:t xml:space="preserve">HAR-X’s.</w:t>
       </w:r>
     </w:p>
     <w:p>
@@ -7234,13 +7234,13 @@
         <w:t xml:space="preserve"> </w:t>
       </w:r>
       <w:r>
-        <w:t xml:space="preserve">masked panel and the same date-clustered Diebold–Mariano inference, HAR has the lowest QLIKE at</w:t>
-      </w:r>
-      <w:r>
-        <w:t xml:space="preserve"> </w:t>
-      </w:r>
-      <w:r>
-        <w:t xml:space="preserve">every horizon on both panels and no learned model has a significantly lower QLIKE than HAR. At the short</w:t>
+        <w:t xml:space="preserve">masked panel and the same date-clustered Diebold–Mariano inference, HAR-X has the lowest QLIKE at</w:t>
+      </w:r>
+      <w:r>
+        <w:t xml:space="preserve"> </w:t>
+      </w:r>
+      <w:r>
+        <w:t xml:space="preserve">every horizon on both panels and no learned model has a significantly lower QLIKE than HAR-X. At the short</w:t>
       </w:r>
       <w:r>
         <w:t xml:space="preserve"> </w:t>
@@ -7258,7 +7258,7 @@
         <w:t xml:space="preserve"> </w:t>
       </w:r>
       <w:r>
-        <w:t xml:space="preserve">panels, equal to HAR’s QLIKE level at VN100 h5; at the extended horizons (h10, h22) HAR has the lowest MSE,</w:t>
+        <w:t xml:space="preserve">panels, equal to HAR-X’s QLIKE level at VN100 h5; at the extended horizons (h10, h22) HAR-X has the lowest MSE,</w:t>
       </w:r>
       <w:r>
         <w:t xml:space="preserve"> </w:t>

--- a/docs/paper/soict_paper_complete_with_sp500.docx
+++ b/docs/paper/soict_paper_complete_with_sp500.docx
@@ -6824,67 +6824,139 @@
         <w:pStyle w:val="FirstParagraph"/>
       </w:pPr>
       <w:r>
-        <w:t xml:space="preserve">The deep model’s QLIKE was sensitive to the random seed under the additive standardized-target design with a</w:t>
-      </w:r>
-      <w:r>
-        <w:t xml:space="preserve"> </w:t>
-      </w:r>
-      <w:r>
-        <w:t xml:space="preserve">post-hoc floor. Replacing that target with a node-scaled ratio (the model predicts y_t / mean_i and</w:t>
-      </w:r>
-      <w:r>
-        <w:t xml:space="preserve"> </w:t>
-      </w:r>
-      <w:r>
-        <w:t xml:space="preserve">reconstructs the forecast as the ratio times the training-period node mean) reduces the five-seed QLIKE</w:t>
-      </w:r>
-      <w:r>
-        <w:t xml:space="preserve"> </w:t>
-      </w:r>
-      <w:r>
-        <w:t xml:space="preserve">standard deviation from 0.043 to 0.005 (VN30) and from 0.039 to 0.004 (VN100), with the same linear output</w:t>
-      </w:r>
-      <w:r>
-        <w:t xml:space="preserve"> </w:t>
-      </w:r>
-      <w:r>
-        <w:t xml:space="preserve">and floor — identifying node scaling, rather than the positive output link, as the primary source of</w:t>
-      </w:r>
-      <w:r>
-        <w:t xml:space="preserve"> </w:t>
-      </w:r>
-      <w:r>
-        <w:t xml:space="preserve">stability. Positive links (exponential or softplus) provide smaller additional improvements and remove the</w:t>
-      </w:r>
-      <w:r>
-        <w:t xml:space="preserve"> </w:t>
-      </w:r>
-      <w:r>
-        <w:t xml:space="preserve">post-hoc floor; no statistically significant QLIKE difference was detected between them at the 5% level after</w:t>
-      </w:r>
-      <w:r>
-        <w:t xml:space="preserve"> </w:t>
-      </w:r>
-      <w:r>
-        <w:t xml:space="preserve">bias-matched initialization. HAR-X retains a lower mean QLIKE, but its advantage over the ratio-parameterized</w:t>
-      </w:r>
-      <w:r>
-        <w:t xml:space="preserve"> </w:t>
-      </w:r>
-      <w:r>
-        <w:t xml:space="preserve">deep model is not statistically significant under the date-clustered DM test (VN30 p=0.29, VN100 p=0.60); a</w:t>
-      </w:r>
-      <w:r>
-        <w:t xml:space="preserve"> </w:t>
-      </w:r>
-      <w:r>
-        <w:t xml:space="preserve">failure to reject does not establish equivalence. This indicates the earlier instability was largely</w:t>
-      </w:r>
-      <w:r>
-        <w:t xml:space="preserve"> </w:t>
-      </w:r>
-      <w:r>
-        <w:t xml:space="preserve">attributable to the target parameterization rather than the forecasting architecture.</w:t>
+        <w:t xml:space="preserve">The output parameterization used in the main tables — a standardized target with a linear output and a</w:t>
+      </w:r>
+      <w:r>
+        <w:t xml:space="preserve"> </w:t>
+      </w:r>
+      <w:r>
+        <w:t xml:space="preserve">relative floor of 1e-2 times the per-node training mean — was fixed before this investigation. As a</w:t>
+      </w:r>
+      <w:r>
+        <w:t xml:space="preserve"> </w:t>
+      </w:r>
+      <w:r>
+        <w:t xml:space="preserve">robustness check we varied only the deep model’s output mapping. Replacing the standardized target with a</w:t>
+      </w:r>
+      <w:r>
+        <w:t xml:space="preserve"> </w:t>
+      </w:r>
+      <w:r>
+        <w:t xml:space="preserve">node-scaled ratio (the model predicts y_t / mean_i and reconstructs the forecast as the ratio times the</w:t>
+      </w:r>
+      <w:r>
+        <w:t xml:space="preserve"> </w:t>
+      </w:r>
+      <w:r>
+        <w:t xml:space="preserve">training-period node mean) reduces the five-seed QLIKE standard deviation from 0.043 to 0.005 (VN30) and from</w:t>
+      </w:r>
+      <w:r>
+        <w:t xml:space="preserve"> </w:t>
+      </w:r>
+      <w:r>
+        <w:t xml:space="preserve">0.039 to 0.004 (VN100) with the same linear output and floor; a positive-by-construction link (exponential or</w:t>
+      </w:r>
+      <w:r>
+        <w:t xml:space="preserve"> </w:t>
+      </w:r>
+      <w:r>
+        <w:t xml:space="preserve">softplus) provides smaller additional improvements and removes the floor. No statistically significant QLIKE</w:t>
+      </w:r>
+      <w:r>
+        <w:t xml:space="preserve"> </w:t>
+      </w:r>
+      <w:r>
+        <w:t xml:space="preserve">difference was detected between the exponential and softplus links at the 5% level after bias-matched</w:t>
+      </w:r>
+      <w:r>
+        <w:t xml:space="preserve"> </w:t>
+      </w:r>
+      <w:r>
+        <w:t xml:space="preserve">initialization.</w:t>
+      </w:r>
+    </w:p>
+    <w:p>
+      <w:pPr>
+        <w:pStyle w:val="BodyText"/>
+      </w:pPr>
+      <w:r>
+        <w:rPr>
+          <w:b/>
+          <w:bCs/>
+        </w:rPr>
+        <w:t xml:space="preserve">Common-floor sensitivity.</w:t>
+      </w:r>
+      <w:r>
+        <w:t xml:space="preserve"> </w:t>
+      </w:r>
+      <w:r>
+        <w:t xml:space="preserve">Because the main tables pre-floor HAR-X at the relative floor before the</w:t>
+      </w:r>
+      <w:r>
+        <w:t xml:space="preserve"> </w:t>
+      </w:r>
+      <w:r>
+        <w:t xml:space="preserve">metric, we re-score every model from raw forecasts under a single common floor applied identically to all</w:t>
+      </w:r>
+      <w:r>
+        <w:t xml:space="preserve"> </w:t>
+      </w:r>
+      <w:r>
+        <w:t xml:space="preserve">models, using either the relative floor or a fixed 1e-8 floor. Under both policies fewer than 0.01% of</w:t>
+      </w:r>
+      <w:r>
+        <w:t xml:space="preserve"> </w:t>
+      </w:r>
+      <w:r>
+        <w:t xml:space="preserve">forecasts are clipped, and at h5, h10 and h22 the QLIKE values and the deep-vs-HAR-X DM outcome are</w:t>
+      </w:r>
+      <w:r>
+        <w:t xml:space="preserve"> </w:t>
+      </w:r>
+      <w:r>
+        <w:t xml:space="preserve">identical. Only h1 is floor-sensitive, and the sensitivity is on the HAR-X side: extreme h1 QLIKE values</w:t>
+      </w:r>
+      <w:r>
+        <w:t xml:space="preserve"> </w:t>
+      </w:r>
+      <w:r>
+        <w:t xml:space="preserve">arose from a very small number of non-positive or near-zero forecasts produced by the unconstrained linear</w:t>
+      </w:r>
+      <w:r>
+        <w:t xml:space="preserve"> </w:t>
+      </w:r>
+      <w:r>
+        <w:t xml:space="preserve">output and subsequently mapped to a tight numerical floor; the positive-by-construction ratio-exp</w:t>
+      </w:r>
+      <w:r>
+        <w:t xml:space="preserve"> </w:t>
+      </w:r>
+      <w:r>
+        <w:t xml:space="preserve">parameterization removed this sensitivity. At h1, the ratio-exp deep model obtained a lower mean QLIKE than</w:t>
+      </w:r>
+      <w:r>
+        <w:t xml:space="preserve"> </w:t>
+      </w:r>
+      <w:r>
+        <w:t xml:space="preserve">HAR-X under the relative-floor policy, but no statistically significant difference was detected (VN100</w:t>
+      </w:r>
+      <w:r>
+        <w:t xml:space="preserve"> </w:t>
+      </w:r>
+      <w:r>
+        <w:t xml:space="preserve">p=0.24, VN30 p=0.57). These configurations were identified after observing QLIKE on the same test set, so</w:t>
+      </w:r>
+      <w:r>
+        <w:t xml:space="preserve"> </w:t>
+      </w:r>
+      <w:r>
+        <w:t xml:space="preserve">they are reported as a robustness result and as a pre-specified candidate for a future out-of-sample or</w:t>
+      </w:r>
+      <w:r>
+        <w:t xml:space="preserve"> </w:t>
+      </w:r>
+      <w:r>
+        <w:t xml:space="preserve">walk-forward evaluation, not as a replacement for the main-table specification.</w:t>
       </w:r>
     </w:p>
     <w:p>

--- a/docs/paper/soict_paper_complete_with_sp500.docx
+++ b/docs/paper/soict_paper_complete_with_sp500.docx
@@ -136,7 +136,13 @@
         <w:t xml:space="preserve"> </w:t>
       </w:r>
       <w:r>
-        <w:t xml:space="preserve">lowest QLIKE on both panels at every horizon, and no learned model has a significantly lower QLIKE than HAR-X</w:t>
+        <w:t xml:space="preserve">lowest QLIKE at every horizon except VN100 h1 (where the LSTM+GAT point estimate is marginally lower, not</w:t>
+      </w:r>
+      <w:r>
+        <w:t xml:space="preserve"> </w:t>
+      </w:r>
+      <w:r>
+        <w:t xml:space="preserve">significantly), and no learned model has a significantly lower QLIKE than HAR-X at any horizon</w:t>
       </w:r>
       <w:r>
         <w:t xml:space="preserve"> </w:t>
@@ -366,7 +372,7 @@
         <w:t xml:space="preserve"> </w:t>
       </w:r>
       <w:r>
-        <w:t xml:space="preserve">test — HAR-X has the lowest QLIKE at every horizon with no learned model significantly lower, the deep models</w:t>
+        <w:t xml:space="preserve">test — HAR-X has the lowest QLIKE at every horizon except VN100 h1 (not significantly), with no learned model significantly lower at any horizon, the deep models</w:t>
       </w:r>
       <w:r>
         <w:t xml:space="preserve"> </w:t>
@@ -7201,13 +7207,19 @@
         <w:pStyle w:val="FirstParagraph"/>
       </w:pPr>
       <w:r>
-        <w:t xml:space="preserve">On both panels HAR-X has the lowest QLIKE at every horizon, and no learned model has a significantly lower QLIKE</w:t>
-      </w:r>
-      <w:r>
-        <w:t xml:space="preserve"> </w:t>
-      </w:r>
-      <w:r>
-        <w:t xml:space="preserve">than HAR-X under the date-clustered DM test. At h1 and h5 the LSTM and LSTM+GAT have the lowest MAE on VN100</w:t>
+        <w:t xml:space="preserve">No learned model has a significantly lower QLIKE than HAR-X at any horizon under the date-clustered DM test;</w:t>
+      </w:r>
+      <w:r>
+        <w:t xml:space="preserve"> </w:t>
+      </w:r>
+      <w:r>
+        <w:t xml:space="preserve">HAR-X has the lowest point estimate in every cell except VN100 h1, where the LSTM+GAT is marginally lower</w:t>
+      </w:r>
+      <w:r>
+        <w:t xml:space="preserve"> </w:t>
+      </w:r>
+      <w:r>
+        <w:t xml:space="preserve">(not significant). At h1 and h5 the LSTM and LSTM+GAT have the lowest MAE on VN100</w:t>
       </w:r>
       <w:r>
         <w:t xml:space="preserve"> </w:t>
@@ -7306,13 +7318,19 @@
         <w:t xml:space="preserve"> </w:t>
       </w:r>
       <w:r>
-        <w:t xml:space="preserve">masked panel and the same date-clustered Diebold–Mariano inference, HAR-X has the lowest QLIKE at</w:t>
-      </w:r>
-      <w:r>
-        <w:t xml:space="preserve"> </w:t>
-      </w:r>
-      <w:r>
-        <w:t xml:space="preserve">every horizon on both panels and no learned model has a significantly lower QLIKE than HAR-X. At the short</w:t>
+        <w:t xml:space="preserve">masked panel and the same date-clustered Diebold–Mariano inference, no learned model has a significantly lower</w:t>
+      </w:r>
+      <w:r>
+        <w:t xml:space="preserve"> </w:t>
+      </w:r>
+      <w:r>
+        <w:t xml:space="preserve">QLIKE than HAR-X at any horizon, and HAR-X has the lowest QLIKE point estimate in every cell except VN100 h1,</w:t>
+      </w:r>
+      <w:r>
+        <w:t xml:space="preserve"> </w:t>
+      </w:r>
+      <w:r>
+        <w:t xml:space="preserve">where the LSTM+GAT is marginally lower (not significant). At the short</w:t>
       </w:r>
       <w:r>
         <w:t xml:space="preserve"> </w:t>
